--- a/Mapped Curriculum Lesson - Supplemental Material/Grade 7/Lesson 19 - Random Steps and Choices/Random Steps and Choices - Concept Sheet.docx
+++ b/Mapped Curriculum Lesson - Supplemental Material/Grade 7/Lesson 19 - Random Steps and Choices/Random Steps and Choices - Concept Sheet.docx
@@ -208,7 +208,7 @@
         <w:rPr>
           <w:sz w:val="28"/>
           <w:szCs w:val="28"/>
-          <w:color w:val="1750EB"/>
+          <w:color w:val="080808"/>
         </w:rPr>
         <w:t>not</w:t>
       </w:r>
